--- a/outputs/DAIS_Deliverables/DAIS_Intraday_Operational_Manual.docx
+++ b/outputs/DAIS_Deliverables/DAIS_Intraday_Operational_Manual.docx
@@ -24,7 +24,7 @@
           <w:color w:val="475569"/>
           <w:sz w:val="20"/>
         </w:rPr>
-        <w:t>System Deployment Ledger: 2026-06-10 | Execution Granularity: 5m Bars</w:t>
+        <w:t>System Deployment Ledger: 2026-06-11 | Execution Granularity: 5m Bars</w:t>
       </w:r>
     </w:p>
     <w:p>
